--- a/熊猫成仙，从青竹山开始/第一卷 龙蛇起陆/第043章 他要借一句结亲的话.docx
+++ b/熊猫成仙，从青竹山开始/第一卷 龙蛇起陆/第043章 他要借一句结亲的话.docx
@@ -1195,7 +1195,7 @@
           <w:sz w:val="27"/>
           <w:szCs w:val="27"/>
         </w:rPr>
-        <w:t xml:space="preserve">竹长庚蹲不下去，只能半跪，一只手撑着地，掌心贴在桩脚的土上。</w:t>
+        <w:t xml:space="preserve">竹长庚蹲不下去，只能半跪，掌心贴在桩脚的土上。</w:t>
       </w:r>
     </w:p>
     <w:p>
@@ -1321,7 +1321,7 @@
           <w:sz w:val="27"/>
           <w:szCs w:val="27"/>
         </w:rPr>
-        <w:t xml:space="preserve">“栽回去。”竹长庚说，“往土里灌三桶水，水沉下去土就实。桩底下埋一块石头。”</w:t>
+        <w:t xml:space="preserve">“栽回去。”竹长庚说，“往土里灌三桶水，水沉下去土就实。桩底下埋石头。”</w:t>
       </w:r>
     </w:p>
     <w:p>
@@ -1363,7 +1363,21 @@
           <w:sz w:val="27"/>
           <w:szCs w:val="27"/>
         </w:rPr>
-        <w:t xml:space="preserve">竹长平去挑水。天黑了才栽完，他把铁锹插在土里，坐在坎上歇气。</w:t>
+        <w:t xml:space="preserve">竹长平去挑水。陆明远在坡上跟着挪。</w:t>
+      </w:r>
+    </w:p>
+    <w:p>
+      <w:pPr>
+        <w:spacing w:line="468" w:lineRule="auto" w:after="149"/>
+        <w:ind w:firstLineChars="200" w:firstLine="540"/>
+      </w:pPr>
+      <w:r>
+        <w:rPr>
+          <w:rFonts w:ascii="Times New Roman" w:hAnsi="Times New Roman" w:eastAsia="宋体" w:cs="Times New Roman"/>
+          <w:sz w:val="27"/>
+          <w:szCs w:val="27"/>
+        </w:rPr>
+        <w:t xml:space="preserve">天黑才栽完，他把铁锹插在土里，坐在坎上歇气。</w:t>
       </w:r>
     </w:p>
     <w:p>
@@ -1503,7 +1517,7 @@
           <w:sz w:val="27"/>
           <w:szCs w:val="27"/>
         </w:rPr>
-        <w:t xml:space="preserve">他把竹杖提起来。</w:t>
+        <w:t xml:space="preserve">他朝田西头抬了抬下巴。</w:t>
       </w:r>
     </w:p>
     <w:p>
